--- a/templates/inpassing_pns.docx
+++ b/templates/inpassing_pns.docx
@@ -883,8 +883,6 @@
               </w:rPr>
               <w:t xml:space="preserve"> Republik Indonesia Tahun 2024 N</w:t>
             </w:r>
-            <w:bookmarkStart w:id="0" w:name="_GoBack"/>
-            <w:bookmarkEnd w:id="0"/>
             <w:r>
               <w:rPr>
                 <w:rFonts w:ascii="Arial" w:hAnsi="Arial" w:cs="Arial"/>
@@ -1536,7 +1534,27 @@
                       <w:szCs w:val="17"/>
                       <w:lang w:val="id-ID"/>
                     </w:rPr>
-                    <w:t>{MK_INPASSING_TAHUN} Tahun {MK_INPASSING_TAHUN}  Bulan</w:t>
+                    <w:t>{MK_INPASSING_</w:t>
+                  </w:r>
+                  <w:r>
+                    <w:rPr>
+                      <w:rFonts w:ascii="Arial" w:hAnsi="Arial" w:cs="Arial"/>
+                      <w:sz w:val="17"/>
+                      <w:szCs w:val="17"/>
+                      <w:lang w:val="id-ID"/>
+                    </w:rPr>
+                    <w:t>TAHUN} Tahun {MK_INPASSING_BULAN</w:t>
+                  </w:r>
+                  <w:bookmarkStart w:id="0" w:name="_GoBack"/>
+                  <w:bookmarkEnd w:id="0"/>
+                  <w:r>
+                    <w:rPr>
+                      <w:rFonts w:ascii="Arial" w:hAnsi="Arial" w:cs="Arial"/>
+                      <w:sz w:val="17"/>
+                      <w:szCs w:val="17"/>
+                      <w:lang w:val="id-ID"/>
+                    </w:rPr>
+                    <w:t>}  Bulan</w:t>
                   </w:r>
                 </w:p>
               </w:tc>
@@ -4538,7 +4556,7 @@
 </file>
 
 <file path=customXml/itemProps1.xml><?xml version="1.0" encoding="utf-8"?>
-<ds:datastoreItem xmlns:ds="http://schemas.openxmlformats.org/officeDocument/2006/customXml" ds:itemID="{970246FD-2E45-4884-9BE8-9F00B9E690C0}">
+<ds:datastoreItem xmlns:ds="http://schemas.openxmlformats.org/officeDocument/2006/customXml" ds:itemID="{3288CAB6-84FF-41A8-948C-75E08DBEB5F6}">
   <ds:schemaRefs>
     <ds:schemaRef ds:uri="http://schemas.openxmlformats.org/officeDocument/2006/bibliography"/>
   </ds:schemaRefs>

--- a/templates/inpassing_pns.docx
+++ b/templates/inpassing_pns.docx
@@ -1545,8 +1545,6 @@
                     </w:rPr>
                     <w:t>TAHUN} Tahun {MK_INPASSING_BULAN</w:t>
                   </w:r>
-                  <w:bookmarkStart w:id="0" w:name="_GoBack"/>
-                  <w:bookmarkEnd w:id="0"/>
                   <w:r>
                     <w:rPr>
                       <w:rFonts w:ascii="Arial" w:hAnsi="Arial" w:cs="Arial"/>
@@ -2742,6 +2740,30 @@
                 <w:lang w:val="id-ID"/>
               </w:rPr>
             </w:pPr>
+            <w:r>
+              <w:rPr>
+                <w:rFonts w:ascii="Arial" w:hAnsi="Arial" w:cs="Arial"/>
+                <w:b/>
+                <w:w w:val="110"/>
+                <w:sz w:val="16"/>
+                <w:szCs w:val="16"/>
+                <w:lang w:val="id-ID"/>
+              </w:rPr>
+              <w:t xml:space="preserve">       </w:t>
+            </w:r>
+            <w:r>
+              <w:rPr>
+                <w:rFonts w:ascii="Arial" w:hAnsi="Arial" w:cs="Arial"/>
+                <w:b/>
+                <w:w w:val="110"/>
+                <w:sz w:val="16"/>
+                <w:szCs w:val="16"/>
+                <w:lang w:val="id-ID"/>
+              </w:rPr>
+              <w:t xml:space="preserve"> </w:t>
+            </w:r>
+            <w:bookmarkStart w:id="0" w:name="_GoBack"/>
+            <w:bookmarkEnd w:id="0"/>
             <w:r>
               <w:rPr>
                 <w:rFonts w:ascii="Arial" w:hAnsi="Arial" w:cs="Arial"/>
@@ -4556,7 +4578,7 @@
 </file>
 
 <file path=customXml/itemProps1.xml><?xml version="1.0" encoding="utf-8"?>
-<ds:datastoreItem xmlns:ds="http://schemas.openxmlformats.org/officeDocument/2006/customXml" ds:itemID="{3288CAB6-84FF-41A8-948C-75E08DBEB5F6}">
+<ds:datastoreItem xmlns:ds="http://schemas.openxmlformats.org/officeDocument/2006/customXml" ds:itemID="{ABC692DE-6FAB-4584-9820-16CF58E49E42}">
   <ds:schemaRefs>
     <ds:schemaRef ds:uri="http://schemas.openxmlformats.org/officeDocument/2006/bibliography"/>
   </ds:schemaRefs>

--- a/templates/inpassing_pns.docx
+++ b/templates/inpassing_pns.docx
@@ -2724,12 +2724,8 @@
           <w:p>
             <w:pPr>
               <w:pStyle w:val="ListParagraph"/>
-              <w:tabs>
-                <w:tab w:val="left" w:pos="1612"/>
-                <w:tab w:val="left" w:pos="4807"/>
-              </w:tabs>
               <w:spacing w:before="0"/>
-              <w:ind w:left="-108" w:firstLine="0"/>
+              <w:ind w:left="396" w:right="2007" w:firstLine="0"/>
               <w:jc w:val="both"/>
               <w:rPr>
                 <w:rFonts w:ascii="Arial" w:hAnsi="Arial" w:cs="Arial"/>
@@ -2740,28 +2736,6 @@
                 <w:lang w:val="id-ID"/>
               </w:rPr>
             </w:pPr>
-            <w:r>
-              <w:rPr>
-                <w:rFonts w:ascii="Arial" w:hAnsi="Arial" w:cs="Arial"/>
-                <w:b/>
-                <w:w w:val="110"/>
-                <w:sz w:val="16"/>
-                <w:szCs w:val="16"/>
-                <w:lang w:val="id-ID"/>
-              </w:rPr>
-              <w:t xml:space="preserve">       </w:t>
-            </w:r>
-            <w:r>
-              <w:rPr>
-                <w:rFonts w:ascii="Arial" w:hAnsi="Arial" w:cs="Arial"/>
-                <w:b/>
-                <w:w w:val="110"/>
-                <w:sz w:val="16"/>
-                <w:szCs w:val="16"/>
-                <w:lang w:val="id-ID"/>
-              </w:rPr>
-              <w:t xml:space="preserve"> </w:t>
-            </w:r>
             <w:bookmarkStart w:id="0" w:name="_GoBack"/>
             <w:bookmarkEnd w:id="0"/>
             <w:r>
@@ -4578,7 +4552,7 @@
 </file>
 
 <file path=customXml/itemProps1.xml><?xml version="1.0" encoding="utf-8"?>
-<ds:datastoreItem xmlns:ds="http://schemas.openxmlformats.org/officeDocument/2006/customXml" ds:itemID="{ABC692DE-6FAB-4584-9820-16CF58E49E42}">
+<ds:datastoreItem xmlns:ds="http://schemas.openxmlformats.org/officeDocument/2006/customXml" ds:itemID="{C0C50F84-0A76-412D-AF47-DFC498B886E6}">
   <ds:schemaRefs>
     <ds:schemaRef ds:uri="http://schemas.openxmlformats.org/officeDocument/2006/bibliography"/>
   </ds:schemaRefs>
